--- a/analise-ed/copy/VSL_SodaFil_08_Tese_F.docx
+++ b/analise-ed/copy/VSL_SodaFil_08_Tese_F.docx
@@ -2,13 +2,13 @@
 <file path=word/document.xml><?xml version="1.0" encoding="utf-8"?>
 <w:document xmlns:w="http://schemas.openxmlformats.org/wordprocessingml/2006/main" xmlns:m="http://schemas.openxmlformats.org/officeDocument/2006/math" xmlns:r="http://schemas.openxmlformats.org/officeDocument/2006/relationships" xmlns:o="urn:schemas-microsoft-com:office:office" xmlns:v="urn:schemas-microsoft-com:vml" xmlns:w10="urn:schemas-microsoft-com:office:word" xmlns:a="http://schemas.openxmlformats.org/drawingml/2006/main" xmlns:pic="http://schemas.openxmlformats.org/drawingml/2006/picture" xmlns:wp="http://schemas.openxmlformats.org/drawingml/2006/wordprocessingDrawing">
   <w:body>
-    <w:bookmarkStart w:id="23" w:name="X3c33128c59fbfb30155e556bda99bd5df1ea4b3"/>
+    <w:bookmarkStart w:id="23" w:name="X7b32f91a003ddab505d77300442c44004819a05"/>
     <w:p>
       <w:pPr>
         <w:pStyle w:val="Heading1"/>
       </w:pPr>
       <w:r>
-        <w:t xml:space="preserve">VSL SodaFil — BLOCO 8: MARKETING THESIS, parte 5 (bloco F: RECONSTRUIR) (v1, 14/10/2026)</w:t>
+        <w:t xml:space="preserve">VSL SodaFil — BLOCO 8: MARKETING THESIS, parte 5 (bloco F: RECONSTRUIR) (v1.1, 14/10/2026: colágeno do chifre)</w:t>
       </w:r>
     </w:p>
     <w:p>
@@ -26,7 +26,7 @@
         <w:t xml:space="preserve"> </w:t>
       </w:r>
       <w:r>
-        <w:t xml:space="preserve">SODA HORSE, bloco 16 (34:54 → 37:54), parágrafo a parágrafo. Enxertos nossos no lugar dos parágrafos equivalentes: os dois rótulos e o tendão na mão (demo 6B + 6C) no lugar do</w:t>
+        <w:t xml:space="preserve">SODA HORSE, bloco 16 (34:54 → 37:54), parágrafo a parágrafo. Enxertos nossos no lugar dos parágrafos equivalentes: os dois rótulos e o chifre na mão (demo 6B + 6C) no lugar do</w:t>
       </w:r>
       <w:r>
         <w:t xml:space="preserve"> </w:t>
@@ -41,7 +41,7 @@
         <w:t xml:space="preserve">”</w:t>
       </w:r>
       <w:r>
-        <w:t xml:space="preserve">; a régua do Voluntário 22 com o set à mostra (demo 7B) no lugar do</w:t>
+        <w:t xml:space="preserve">; o colágeno vem do chifre, a única parte do touro que nunca para de crescer (decisão do Marcos, 14/10); a régua do Voluntário 22 com o set à mostra (demo 7B) no lugar do</w:t>
       </w:r>
       <w:r>
         <w:t xml:space="preserve"> </w:t>
@@ -150,7 +150,7 @@
         <w:t xml:space="preserve"> </w:t>
       </w:r>
       <w:r>
-        <w:t xml:space="preserve">3298 caracteres falados em EN (SH 16: 3.400 em PT).</w:t>
+        <w:t xml:space="preserve">3564 caracteres falados em EN (SH 16: 3.400 em PT).</w:t>
       </w:r>
       <w:r>
         <w:t xml:space="preserve"> </w:t>
@@ -202,7 +202,7 @@
         <w:pStyle w:val="BodyText"/>
       </w:pPr>
       <w:r>
-        <w:t xml:space="preserve">Because when the cement comes out, it leaves the sponge empty. Full of holes. Weak. That poison spent 30 years eating the elastic collagen out of it, and what’s left is a sponge that’s soft, loose, with nothing holding it up. In other words, if you stop here, you get hard. But soft, and with no size. That’s why the second thing has to come: rebuild. And there’s only one material for it. Hydrolyzed collagen from the tendon of a Longhorn breeding bull. And don’t bring me the little jar for wrinkles. That stuff is cowhide, off a feedlot steer slaughtered at 18 months, before its collagen ever matured. Your stomach acid destroys it before you absorb a thing, and the only thing that grows is the lab’s profit. Look at the two labels. Then look at this. That’s a real tendon, off a bull that spent 15 years mounting. That’s the spring. A man stops making collagen at 25. A breeding bull never stops. That’s why he mounts at 18 the way he did at 3. And only that tendon gets past your stomach and switches the rebuilding back on.</w:t>
+        <w:t xml:space="preserve">Because when the cement comes out, it leaves the sponge empty. Full of holes. Weak. That poison spent 30 years eating the elastic collagen out of it, and what’s left is a sponge that’s soft, loose, with nothing holding it up. In other words, if you stop here, you get hard. But soft, and with no size. That’s why the second thing has to come: rebuild. And there’s only one material for it. Hydrolyzed collagen from the horn of a Longhorn breeding bull. And don’t bring me the little jar for wrinkles. That stuff is cowhide, off a feedlot steer slaughtered at 18 months. Your stomach acid destroys it before you absorb a thing, and the only thing that grows is the lab’s profit. Look at the two labels. Then look at this. Because the Longhorn has one thing no other animal has. A man stops making elastic collagen at 25. The Longhorn never stops. His whole life, he keeps renewing it in his tendons, in his tissue, and most of all in the core of that horn. The one part of him that never stops growing, from his first day to his last. Over a hundred inches, and still going. That same collagen is what pushes the horn out, and it’s what keeps his equipment switched on. That’s why he mounts at 18 the way he did at 3. And only that collagen gets past your stomach and switches the rebuilding back on.</w:t>
       </w:r>
     </w:p>
     <w:p>
@@ -226,7 +226,7 @@
         <w:pStyle w:val="BodyText"/>
       </w:pPr>
       <w:r>
-        <w:t xml:space="preserve">And age doesn’t matter. Volunteer 22 of the 2025 Longhorn pilot was 62 years old. Five point six three inches to eight point four six, in 30 days. He had to buy thicker underwear because it was showing through his pants. So is it just a matter of buying bull collagen? No. The extract comes from breeding-bull tendon, out of a single processing facility in Texas, classified as an unregulated biologic, and banned from being sold raw. Nobody’s going to throw that in a blender and sell it on a Chinese website. And I’m not asking you to take my word for it. I’m going to show you. This isn’t Photoshop and it isn’t a testimonial. It’s a ruler and an MRI. Same tripod. Same tape on the floor. Same ruler. Same light. Before and after. 30 days. Three inches in 30 days. Everything’s bigger in Texas. Now it’s got a reason. And this is where most men make the fatal mistake. They think it’s over.</w:t>
+        <w:t xml:space="preserve">And age doesn’t matter. Volunteer 22 of the 2025 Longhorn pilot was 62 years old. Five point six three inches to eight point four six, in 30 days. He had to buy thicker underwear because it was showing through his pants. So is it just a matter of buying bull collagen? No. The extract comes from breeding-bull horn, out of a single processing facility in Texas, classified as an unregulated biologic, and banned from being sold raw. Nobody’s going to throw that in a blender and sell it on a Chinese website. And I’m not asking you to take my word for it. I’m going to show you. This isn’t Photoshop and it isn’t a testimonial. It’s a ruler and an MRI. Same tripod. Same tape on the floor. Same ruler. Same light. Before and after. 30 days. Three inches in 30 days. Everything’s bigger in Texas. Now it’s got a reason. And this is where most men make the fatal mistake. They think it’s over.</w:t>
       </w:r>
     </w:p>
     <w:p>
@@ -263,7 +263,7 @@
         <w:pStyle w:val="BodyText"/>
       </w:pPr>
       <w:r>
-        <w:t xml:space="preserve">Porque quando o cimento sai, ele deixa a esponja vazia. Cheia de furos. Fraca. Aquele veneno passou 30 anos comendo o colágeno elástico dela, e o que sobra é uma esponja mole, solta, sem nada que sustente. Em outras palavras, se você parar aqui, você fica duro. Mas mole, e sem tamanho. Por isso a segunda coisa tem que vir: reconstruir. E só existe um material pra isso. Colágeno hidrolisado do tendão de um touro reprodutor Longhorn. E não me venha com o potinho pra ruga. Aquilo é couro de boi, de novilho de confinamento abatido com 18 meses, antes de o colágeno amadurecer. O ácido do seu estômago destrói antes de você absorver qualquer coisa, e a única coisa que cresce é o lucro do laboratório. Olha os dois rótulos. Agora olha isso. Isso é um tendão de verdade, de um touro que passou 15 anos montando. Isso é a mola. O homem para de fabricar colágeno aos 25. O touro reprodutor nunca para. É por isso que ele monta aos 18 do jeito que montava aos 3. E só esse tendão passa do seu estômago e religa a reconstrução.</w:t>
+        <w:t xml:space="preserve">Porque quando o cimento sai, ele deixa a esponja vazia. Cheia de furos. Fraca. Aquele veneno passou 30 anos comendo o colágeno elástico dela, e o que sobra é uma esponja mole, solta, sem nada que sustente. Em outras palavras, se você parar aqui, você fica duro. Mas mole, e sem tamanho. Por isso a segunda coisa tem que vir: reconstruir. E só existe um material pra isso. Colágeno hidrolisado do chifre de um touro reprodutor Longhorn. E não me venha com o potinho pra ruga. Aquilo é couro de boi, de novilho de confinamento abatido com 18 meses. O ácido do seu estômago destrói antes de você absorver qualquer coisa, e a única coisa que cresce é o lucro do laboratório. Olha os dois rótulos. Agora olha isso. Porque o Longhorn tem uma coisa que nenhum outro animal tem. O homem para de fabricar colágeno elástico aos 25. O Longhorn nunca para. A vida inteira ele renova esse colágeno nos tendões, nos tecidos, e principalmente no núcleo daquele chifre. A única parte dele que nunca para de crescer, do primeiro dia de vida ao último. Mais de cem polegadas, e ainda crescendo. É esse mesmo colágeno que empurra o chifre pra fora, e é ele que mantém o aparelho dele ligado. É por isso que ele monta aos 18 do jeito que montava aos 3. E só esse colágeno passa do seu estômago e religa a reconstrução.</w:t>
       </w:r>
     </w:p>
     <w:p>
@@ -287,7 +287,7 @@
         <w:pStyle w:val="BodyText"/>
       </w:pPr>
       <w:r>
-        <w:t xml:space="preserve">E idade não importa. O voluntário 22 do piloto Longhorn de 2025 tinha 62 anos. De cinco vírgula sessenta e três polegadas pra oito vírgula quarenta e seis, em 30 dias. Ele teve que comprar cueca mais grossa porque estava aparecendo pela calça. Então é só comprar colágeno de touro? Não. O extrato vem de tendão de touro reprodutor, de um único centro de processamento no Texas, classificado como substância biológica não regulamentada, e proibido de ser vendido cru. Ninguém vai jogar isso num liquidificador e vender num site chinês. E eu não estou te pedindo pra acreditar em mim. Eu vou te mostrar. Isso não é Photoshop e não é depoimento. É uma régua e uma ressonância. Mesmo tripé. Mesma fita no chão. Mesma régua. Mesma luz. Antes e depois. 30 dias. Três polegadas em 30 dias. Tudo é maior no Texas. Agora tem motivo. E é aí que a maioria dos homens comete o erro fatal. Acham que acabou.</w:t>
+        <w:t xml:space="preserve">E idade não importa. O voluntário 22 do piloto Longhorn de 2025 tinha 62 anos. De cinco vírgula sessenta e três polegadas pra oito vírgula quarenta e seis, em 30 dias. Ele teve que comprar cueca mais grossa porque estava aparecendo pela calça. Então é só comprar colágeno de touro? Não. O extrato vem de chifre de touro reprodutor, de um único centro de processamento no Texas, classificado como substância biológica não regulamentada, e proibido de ser vendido cru. Ninguém vai jogar isso num liquidificador e vender num site chinês. E eu não estou te pedindo pra acreditar em mim. Eu vou te mostrar. Isso não é Photoshop e não é depoimento. É uma régua e uma ressonância. Mesmo tripé. Mesma fita no chão. Mesma régua. Mesma luz. Antes e depois. 30 dias. Três polegadas em 30 dias. Tudo é maior no Texas. Agora tem motivo. E é aí que a maioria dos homens comete o erro fatal. Acham que acabou.</w:t>
       </w:r>
     </w:p>
     <w:p>
@@ -504,7 +504,7 @@
               <w:t xml:space="preserve"> </w:t>
             </w:r>
             <w:r>
-              <w:t xml:space="preserve">invertido: couro de novilho de 18 meses vs tendão de touro reprodutor de 15 anos (demo 6B, os dois rótulos; 6C, o tendão na mão:</w:t>
+              <w:t xml:space="preserve">invertido: couro de novilho de 18 meses vs chifre de touro reprodutor (demo 6B, os dois rótulos; 6C, o chifre na mão, corte com o núcleo);</w:t>
             </w:r>
             <w:r>
               <w:t xml:space="preserve"> </w:t>
@@ -513,13 +513,13 @@
               <w:t xml:space="preserve">“</w:t>
             </w:r>
             <w:r>
-              <w:t xml:space="preserve">that’s the spring</w:t>
+              <w:t xml:space="preserve">o homem para aos 25, o Longhorn nunca</w:t>
             </w:r>
             <w:r>
               <w:t xml:space="preserve">”</w:t>
             </w:r>
             <w:r>
-              <w:t xml:space="preserve">);</w:t>
+              <w:t xml:space="preserve">; o chifre como a única parte que nunca para de crescer (mais de cem polegadas) paga o</w:t>
             </w:r>
             <w:r>
               <w:t xml:space="preserve"> </w:t>
@@ -528,10 +528,16 @@
               <w:t xml:space="preserve">“</w:t>
             </w:r>
             <w:r>
-              <w:t xml:space="preserve">o homem para aos 25, o touro nunca</w:t>
+              <w:t xml:space="preserve">it’s about the bulls</w:t>
             </w:r>
             <w:r>
               <w:t xml:space="preserve">”</w:t>
+            </w:r>
+            <w:r>
+              <w:t xml:space="preserve"> </w:t>
+            </w:r>
+            <w:r>
+              <w:t xml:space="preserve">da discovery</w:t>
             </w:r>
           </w:p>
         </w:tc>
@@ -858,7 +864,7 @@
         <w:t xml:space="preserve"> </w:t>
       </w:r>
       <w:r>
-        <w:t xml:space="preserve">4 parágrafos contra 4 da Soda Horse. Entrou: dois rótulos, tendão na mão, decimais do voluntário, o set, a linha do Texas. Saiu:</w:t>
+        <w:t xml:space="preserve">4 parágrafos contra 4 da Soda Horse. Entrou: dois rótulos, chifre na mão, decimais do voluntário, o set, a linha do Texas. Saiu:</w:t>
       </w:r>
       <w:r>
         <w:t xml:space="preserve"> </w:t>
@@ -960,7 +966,7 @@
         <w:t xml:space="preserve">“</w:t>
       </w:r>
       <w:r>
-        <w:t xml:space="preserve">BREEDING-BULL TENDON · 15 YEARS</w:t>
+        <w:t xml:space="preserve">LONGHORN HORN CORE · BREEDING BULL</w:t>
       </w:r>
       <w:r>
         <w:t xml:space="preserve">”</w:t>
@@ -978,16 +984,16 @@
         <w:t xml:space="preserve">“</w:t>
       </w:r>
       <w:r>
-        <w:t xml:space="preserve">THAT’S THE SPRING</w:t>
-      </w:r>
-      <w:r>
-        <w:t xml:space="preserve">”</w:t>
-      </w:r>
-      <w:r>
-        <w:t xml:space="preserve"> </w:t>
-      </w:r>
-      <w:r>
-        <w:t xml:space="preserve">·</w:t>
+        <w:t xml:space="preserve">NEVER STOPS GROWING</w:t>
+      </w:r>
+      <w:r>
+        <w:t xml:space="preserve">”</w:t>
+      </w:r>
+      <w:r>
+        <w:t xml:space="preserve"> </w:t>
+      </w:r>
+      <w:r>
+        <w:t xml:space="preserve">(sobre o chifre) ·</w:t>
       </w:r>
       <w:r>
         <w:t xml:space="preserve"> </w:t>
@@ -1191,25 +1197,40 @@
         <w:t xml:space="preserve">“</w:t>
       </w:r>
       <w:r>
-        <w:t xml:space="preserve">Longhorn breeding-bull tendon, 15 years, type III 71%</w:t>
-      </w:r>
-      <w:r>
-        <w:t xml:space="preserve">”</w:t>
-      </w:r>
-      <w:r>
-        <w:t xml:space="preserve"> </w:t>
-      </w:r>
-      <w:r>
-        <w:t xml:space="preserve">(§1, demo 6B); no curral, o veterinário estica o tendão real com as duas mãos ao lado do pote; corte para o tendão virando gel âmbar (§1, demo 6C); gráfico</w:t>
-      </w:r>
-      <w:r>
-        <w:t xml:space="preserve"> </w:t>
-      </w:r>
-      <w:r>
-        <w:t xml:space="preserve">“</w:t>
-      </w:r>
-      <w:r>
-        <w:t xml:space="preserve">homem 25 / touro nunca</w:t>
+        <w:t xml:space="preserve">Longhorn horn core, breeding bull, type III 71%</w:t>
+      </w:r>
+      <w:r>
+        <w:t xml:space="preserve">”</w:t>
+      </w:r>
+      <w:r>
+        <w:t xml:space="preserve"> </w:t>
+      </w:r>
+      <w:r>
+        <w:t xml:space="preserve">(§1, demo 6B); no curral, o veterinário com um chifre de Longhorn inteiro nas mãos ao lado do pote, depois o corte transversal mostrando o núcleo; corte para o núcleo virando gel âmbar (§1, demo 6C); o touro vivo com os chifres de mais de cem polegadas, lettering</w:t>
+      </w:r>
+      <w:r>
+        <w:t xml:space="preserve"> </w:t>
+      </w:r>
+      <w:r>
+        <w:t xml:space="preserve">“</w:t>
+      </w:r>
+      <w:r>
+        <w:t xml:space="preserve">NEVER STOPS GROWING</w:t>
+      </w:r>
+      <w:r>
+        <w:t xml:space="preserve">”</w:t>
+      </w:r>
+      <w:r>
+        <w:t xml:space="preserve">; gráfico</w:t>
+      </w:r>
+      <w:r>
+        <w:t xml:space="preserve"> </w:t>
+      </w:r>
+      <w:r>
+        <w:t xml:space="preserve">“</w:t>
+      </w:r>
+      <w:r>
+        <w:t xml:space="preserve">homem 25 / Longhorn nunca</w:t>
       </w:r>
       <w:r>
         <w:t xml:space="preserve">”</w:t>
@@ -1305,13 +1326,13 @@
         <w:t xml:space="preserve">”</w:t>
       </w:r>
       <w:r>
-        <w:t xml:space="preserve">; corta nos rótulos e volta grave no tendão (</w:t>
-      </w:r>
-      <w:r>
-        <w:t xml:space="preserve">“</w:t>
-      </w:r>
-      <w:r>
-        <w:t xml:space="preserve">that’s the spring</w:t>
+        <w:t xml:space="preserve">; corta nos rótulos e volta grave no chifre (</w:t>
+      </w:r>
+      <w:r>
+        <w:t xml:space="preserve">“</w:t>
+      </w:r>
+      <w:r>
+        <w:t xml:space="preserve">never stops growing</w:t>
       </w:r>
       <w:r>
         <w:t xml:space="preserve">”</w:t>
@@ -1491,7 +1512,7 @@
         <w:t xml:space="preserve"> </w:t>
       </w:r>
       <w:r>
-        <w:t xml:space="preserve">3298 caracteres falados em EN; a Soda Horse 16 tem 3.400 em português (o inglês corre ~10% mais curto no mesmo tempo de fala).</w:t>
+        <w:t xml:space="preserve">3564 caracteres falados em EN; a Soda Horse 16 tem 3.400 em português (o inglês corre ~10% mais curto no mesmo tempo de fala).</w:t>
       </w:r>
     </w:p>
     <w:bookmarkEnd w:id="22"/>

--- a/analise-ed/copy/VSL_SodaFil_08_Tese_F.docx
+++ b/analise-ed/copy/VSL_SodaFil_08_Tese_F.docx
@@ -150,7 +150,7 @@
         <w:t xml:space="preserve"> </w:t>
       </w:r>
       <w:r>
-        <w:t xml:space="preserve">3564 caracteres falados em EN (SH 16: 3.400 em PT).</w:t>
+        <w:t xml:space="preserve">3519 caracteres falados em EN (SH 16: 3.400 em PT).</w:t>
       </w:r>
       <w:r>
         <w:t xml:space="preserve"> </w:t>
@@ -202,7 +202,7 @@
         <w:pStyle w:val="BodyText"/>
       </w:pPr>
       <w:r>
-        <w:t xml:space="preserve">Because when the cement comes out, it leaves the sponge empty. Full of holes. Weak. That poison spent 30 years eating the elastic collagen out of it, and what’s left is a sponge that’s soft, loose, with nothing holding it up. In other words, if you stop here, you get hard. But soft, and with no size. That’s why the second thing has to come: rebuild. And there’s only one material for it. Hydrolyzed collagen from the horn of a Longhorn breeding bull. And don’t bring me the little jar for wrinkles. That stuff is cowhide, off a feedlot steer slaughtered at 18 months. Your stomach acid destroys it before you absorb a thing, and the only thing that grows is the lab’s profit. Look at the two labels. Then look at this. Because the Longhorn has one thing no other animal has. A man stops making elastic collagen at 25. The Longhorn never stops. His whole life, he keeps renewing it in his tendons, in his tissue, and most of all in the core of that horn. The one part of him that never stops growing, from his first day to his last. Over a hundred inches, and still going. That same collagen is what pushes the horn out, and it’s what keeps his equipment switched on. That’s why he mounts at 18 the way he did at 3. And only that collagen gets past your stomach and switches the rebuilding back on.</w:t>
+        <w:t xml:space="preserve">Because when the cement comes out, it leaves the sponge empty. Full of holes. Weak. That poison spent 30 years eating the elastic collagen out of it, and what’s left is a sponge that’s soft, loose, with nothing holding it up. In other words, if you stop here, you get hard. But soft, and with no size. That’s why the second thing has to come: rebuild. And there’s only one material for it. Hydrolyzed collagen from the horn of a Longhorn breeding bull. And don’t bring me the little jar for wrinkles. That stuff is cowhide, off a feedlot steer slaughtered at 18 months. Your stomach acid destroys it before you absorb a thing, and the only thing that grows is the lab’s profit. Look at the two labels. Then look at this. Because the Longhorn has one thing no other animal has. A man stops making elastic collagen at 25. The Longhorn never stops. His whole life, he keeps renewing it, and most of all in the core of that horn. The one part of him that never stops growing, from his first day to his last. Over a hundred inches, and still going. That same collagen pushes the horn out, and it keeps his equipment switched on. That’s why he mounts at 18 the way he did at 3. And only that collagen gets past your stomach and switches the rebuilding back on.</w:t>
       </w:r>
     </w:p>
     <w:p>
@@ -263,7 +263,7 @@
         <w:pStyle w:val="BodyText"/>
       </w:pPr>
       <w:r>
-        <w:t xml:space="preserve">Porque quando o cimento sai, ele deixa a esponja vazia. Cheia de furos. Fraca. Aquele veneno passou 30 anos comendo o colágeno elástico dela, e o que sobra é uma esponja mole, solta, sem nada que sustente. Em outras palavras, se você parar aqui, você fica duro. Mas mole, e sem tamanho. Por isso a segunda coisa tem que vir: reconstruir. E só existe um material pra isso. Colágeno hidrolisado do chifre de um touro reprodutor Longhorn. E não me venha com o potinho pra ruga. Aquilo é couro de boi, de novilho de confinamento abatido com 18 meses. O ácido do seu estômago destrói antes de você absorver qualquer coisa, e a única coisa que cresce é o lucro do laboratório. Olha os dois rótulos. Agora olha isso. Porque o Longhorn tem uma coisa que nenhum outro animal tem. O homem para de fabricar colágeno elástico aos 25. O Longhorn nunca para. A vida inteira ele renova esse colágeno nos tendões, nos tecidos, e principalmente no núcleo daquele chifre. A única parte dele que nunca para de crescer, do primeiro dia de vida ao último. Mais de cem polegadas, e ainda crescendo. É esse mesmo colágeno que empurra o chifre pra fora, e é ele que mantém o aparelho dele ligado. É por isso que ele monta aos 18 do jeito que montava aos 3. E só esse colágeno passa do seu estômago e religa a reconstrução.</w:t>
+        <w:t xml:space="preserve">Porque quando o cimento sai, ele deixa a esponja vazia. Cheia de furos. Fraca. Aquele veneno passou 30 anos comendo o colágeno elástico dela, e o que sobra é uma esponja mole, solta, sem nada que sustente. Em outras palavras, se você parar aqui, você fica duro. Mas mole, e sem tamanho. Por isso a segunda coisa tem que vir: reconstruir. E só existe um material pra isso. Colágeno hidrolisado do chifre de um touro reprodutor Longhorn. E não me venha com o potinho pra ruga. Aquilo é couro de boi, de novilho de confinamento abatido com 18 meses. O ácido do seu estômago destrói antes de você absorver qualquer coisa, e a única coisa que cresce é o lucro do laboratório. Olha os dois rótulos. Agora olha isso. Porque o Longhorn tem uma coisa que nenhum outro animal tem. O homem para de fabricar colágeno elástico aos 25. O Longhorn nunca para. A vida inteira ele renova esse colágeno, e principalmente no núcleo daquele chifre. A única parte dele que nunca para de crescer, do primeiro dia de vida ao último. Mais de cem polegadas, e ainda crescendo. Esse mesmo colágeno empurra o chifre pra fora, e mantém o aparelho dele ligado. É por isso que ele monta aos 18 do jeito que montava aos 3. E só esse colágeno passa do seu estômago e religa a reconstrução.</w:t>
       </w:r>
     </w:p>
     <w:p>
@@ -1512,7 +1512,7 @@
         <w:t xml:space="preserve"> </w:t>
       </w:r>
       <w:r>
-        <w:t xml:space="preserve">3564 caracteres falados em EN; a Soda Horse 16 tem 3.400 em português (o inglês corre ~10% mais curto no mesmo tempo de fala).</w:t>
+        <w:t xml:space="preserve">3519 caracteres falados em EN; a Soda Horse 16 tem 3.400 em português (o inglês corre ~10% mais curto no mesmo tempo de fala).</w:t>
       </w:r>
     </w:p>
     <w:bookmarkEnd w:id="22"/>
